--- a/cp2025-source-5-rpm-spi-kelas-viii-semester-1.docx
+++ b/cp2025-source-5-rpm-spi-kelas-viii-semester-1.docx
@@ -17374,17 +17374,6 @@
               </w:rPr>
             </w:r>
           </w:p>
-          <w:p>
-            <w:pPr>
-              <w:rPr/>
-            </w:pPr>
-            <w:r>
-              <w:rPr>
-                <w:rtl w:val="0"/>
-              </w:rPr>
-              <w:t xml:space="preserve">Mengetahui,</w:t>
-            </w:r>
-          </w:p>
         </w:tc>
         <w:tc>
           <w:tcPr>
@@ -17441,114 +17430,6 @@
                 <w:rtl w:val="0"/>
               </w:rPr>
               <w:t xml:space="preserve">Guru PAI dan Budi Pekerti,</w:t>
-            </w:r>
-          </w:p>
-        </w:tc>
-      </w:tr>
-      <w:tr>
-        <w:trPr>
-          <w:cantSplit w:val="0"/>
-          <w:trHeight w:val="315" w:hRule="atLeast"/>
-          <w:tblHeader w:val="0"/>
-        </w:trPr>
-        <w:tc>
-          <w:tcPr>
-            <w:shd w:fill="auto" w:val="clear"/>
-            <w:vAlign w:val="bottom"/>
-          </w:tcPr>
-          <w:p>
-            <w:pPr>
-              <w:rPr/>
-            </w:pPr>
-            <w:r>
-              <w:rPr>
-                <w:rtl w:val="0"/>
-              </w:rPr>
-            </w:r>
-          </w:p>
-          <w:p>
-            <w:pPr>
-              <w:rPr/>
-            </w:pPr>
-            <w:r>
-              <w:rPr>
-                <w:rtl w:val="0"/>
-              </w:rPr>
-            </w:r>
-          </w:p>
-          <w:p>
-            <w:pPr>
-              <w:rPr/>
-            </w:pPr>
-            <w:r>
-              <w:rPr>
-                <w:rtl w:val="0"/>
-              </w:rPr>
-            </w:r>
-          </w:p>
-          <w:p>
-            <w:pPr>
-              <w:rPr/>
-            </w:pPr>
-            <w:r>
-              <w:rPr>
-                <w:rtl w:val="0"/>
-              </w:rPr>
-            </w:r>
-          </w:p>
-        </w:tc>
-        <w:tc>
-          <w:tcPr>
-            <w:shd w:fill="auto" w:val="clear"/>
-            <w:vAlign w:val="bottom"/>
-          </w:tcPr>
-          <w:p>
-            <w:pPr>
-              <w:rPr/>
-            </w:pPr>
-            <w:r>
-              <w:rPr>
-                <w:rtl w:val="0"/>
-              </w:rPr>
-            </w:r>
-          </w:p>
-        </w:tc>
-      </w:tr>
-      <w:tr>
-        <w:trPr>
-          <w:cantSplit w:val="0"/>
-          <w:trHeight w:val="315" w:hRule="atLeast"/>
-          <w:tblHeader w:val="0"/>
-        </w:trPr>
-        <w:tc>
-          <w:tcPr>
-            <w:shd w:fill="auto" w:val="clear"/>
-            <w:vAlign w:val="bottom"/>
-          </w:tcPr>
-          <w:p>
-            <w:pPr>
-              <w:rPr/>
-            </w:pPr>
-            <w:r>
-              <w:rPr>
-                <w:rtl w:val="0"/>
-              </w:rPr>
-            </w:r>
-          </w:p>
-        </w:tc>
-        <w:tc>
-          <w:tcPr>
-            <w:shd w:fill="auto" w:val="clear"/>
-            <w:vAlign w:val="bottom"/>
-          </w:tcPr>
-          <w:p>
-            <w:pPr>
-              <w:rPr/>
-            </w:pPr>
-            <w:r>
-              <w:rPr>
-                <w:rtl w:val="0"/>
-              </w:rPr>
             </w:r>
           </w:p>
         </w:tc>
